--- a/inspections/templates/cenova-ponuka.docx
+++ b/inspections/templates/cenova-ponuka.docx
@@ -1013,7 +1013,7 @@
         <w:tc>
           <w:tcPr>
             <w:tcW w:w="6806" w:type="auto"/>
-            <w:gridSpan w:val="1"/>
+            <w:gridSpan w:val="3"/>
             <w:tcBorders>
               <w:top w:val="single" w:sz="9" w:color="000000"/>
               <w:left w:val="single" w:sz="9" w:color="000000"/>
@@ -1054,100 +1054,6 @@
                 <w:lang w:val="cs-CZ"/>
               </w:rPr>
               <w:t xml:space="preserve">Naplánované</w:t>
-            </w:r>
-          </w:p>
-        </w:tc>
-        <w:tc>
-          <w:tcPr>
-            <w:tcW w:w="8347" w:type="auto"/>
-            <w:gridSpan w:val="1"/>
-            <w:tcBorders>
-              <w:top w:val="single" w:sz="9" w:color="000000"/>
-              <w:left w:val="single" w:sz="9" w:color="000000"/>
-              <w:bottom w:val="single" w:sz="9" w:color="000000"/>
-              <w:right w:val="single" w:sz="9" w:color="000000"/>
-            </w:tcBorders>
-            <w:shd w:val="clear" w:color="FFFF00" w:fill="FFFF00"/>
-            <w:textDirection w:val="lrTb"/>
-            <w:vAlign w:val="center"/>
-          </w:tcPr>
-          <w:p>
-            <w:pPr>
-              <w:pageBreakBefore w:val="false"/>
-              <w:spacing w:before="0" w:after="27" w:line="161" w:lineRule="exact"/>
-              <w:ind w:right="0" w:left="0" w:firstLine="0"/>
-              <w:jc w:val="center"/>
-              <w:textAlignment w:val="baseline"/>
-              <w:rPr>
-                <w:rFonts w:ascii="Arial" w:hAnsi="Arial" w:eastAsia="Arial"/>
-                <w:b w:val="true"/>
-                <w:color w:val="000000"/>
-                <w:spacing w:val="0"/>
-                <w:w w:val="100"/>
-                <w:sz w:val="14"/>
-                <w:vertAlign w:val="baseline"/>
-                <w:lang w:val="cs-CZ"/>
-              </w:rPr>
-            </w:pPr>
-            <w:r>
-              <w:rPr>
-                <w:rFonts w:ascii="Arial" w:hAnsi="Arial" w:eastAsia="Arial"/>
-                <w:b w:val="true"/>
-                <w:color w:val="000000"/>
-                <w:spacing w:val="0"/>
-                <w:w w:val="100"/>
-                <w:sz w:val="14"/>
-                <w:vertAlign w:val="baseline"/>
-                <w:lang w:val="cs-CZ"/>
-              </w:rPr>
-              <w:t xml:space="preserve">Predchádzajúci</w:t>
-            </w:r>
-          </w:p>
-        </w:tc>
-        <w:tc>
-          <w:tcPr>
-            <w:tcW w:w="9024" w:type="auto"/>
-            <w:gridSpan w:val="1"/>
-            <w:tcBorders>
-              <w:top w:val="single" w:sz="9" w:color="000000"/>
-              <w:left w:val="single" w:sz="9" w:color="000000"/>
-              <w:bottom w:val="single" w:sz="9" w:color="000000"/>
-              <w:right w:val="single" w:sz="9" w:color="000000"/>
-            </w:tcBorders>
-            <w:shd w:val="clear" w:color="FFFF00" w:fill="FFFF00"/>
-            <w:textDirection w:val="lrTb"/>
-            <w:vAlign w:val="center"/>
-          </w:tcPr>
-          <w:p>
-            <w:pPr>
-              <w:pageBreakBefore w:val="false"/>
-              <w:spacing w:before="0" w:after="27" w:line="161" w:lineRule="exact"/>
-              <w:ind w:right="0" w:left="0" w:firstLine="0"/>
-              <w:jc w:val="center"/>
-              <w:textAlignment w:val="baseline"/>
-              <w:rPr>
-                <w:rFonts w:ascii="Arial" w:hAnsi="Arial" w:eastAsia="Arial"/>
-                <w:b w:val="true"/>
-                <w:color w:val="000000"/>
-                <w:spacing w:val="0"/>
-                <w:w w:val="100"/>
-                <w:sz w:val="14"/>
-                <w:vertAlign w:val="baseline"/>
-                <w:lang w:val="cs-CZ"/>
-              </w:rPr>
-            </w:pPr>
-            <w:r>
-              <w:rPr>
-                <w:rFonts w:ascii="Arial" w:hAnsi="Arial" w:eastAsia="Arial"/>
-                <w:b w:val="true"/>
-                <w:color w:val="000000"/>
-                <w:spacing w:val="0"/>
-                <w:w w:val="100"/>
-                <w:sz w:val="14"/>
-                <w:vertAlign w:val="baseline"/>
-                <w:lang w:val="cs-CZ"/>
-              </w:rPr>
-              <w:t xml:space="preserve">Aktuálne</w:t>
             </w:r>
           </w:p>
         </w:tc>
@@ -1391,7 +1297,7 @@
         <w:tc>
           <w:tcPr>
             <w:tcW w:w="6806" w:type="auto"/>
-            <w:gridSpan w:val="1"/>
+            <w:gridSpan w:val="3"/>
             <w:tcBorders>
               <w:top w:val="single" w:sz="9" w:color="000000"/>
               <w:left w:val="single" w:sz="9" w:color="000000"/>
@@ -1429,90 +1335,6 @@
                 <w:lang w:val="cs-CZ"/>
               </w:rPr>
               <w:t xml:space="preserve">{naplanovane}</w:t>
-            </w:r>
-          </w:p>
-        </w:tc>
-        <w:tc>
-          <w:tcPr>
-            <w:tcW w:w="8347" w:type="auto"/>
-            <w:gridSpan w:val="1"/>
-            <w:tcBorders>
-              <w:top w:val="single" w:sz="9" w:color="000000"/>
-              <w:left w:val="single" w:sz="9" w:color="000000"/>
-              <w:bottom w:val="single" w:sz="9" w:color="000000"/>
-              <w:right w:val="single" w:sz="9" w:color="000000"/>
-            </w:tcBorders>
-            <w:textDirection w:val="lrTb"/>
-            <w:vAlign w:val="top"/>
-          </w:tcPr>
-          <w:p>
-            <w:pPr>
-              <w:pageBreakBefore w:val="false"/>
-              <w:spacing w:before="0" w:after="0" w:line="240" w:lineRule="auto"/>
-              <w:ind w:right="0" w:left="0" w:firstLine="0"/>
-              <w:jc w:val="left"/>
-              <w:textAlignment w:val="baseline"/>
-              <w:rPr>
-                <w:rFonts w:ascii="Arial" w:hAnsi="Arial" w:eastAsia="Arial"/>
-                <w:color w:val="000000"/>
-                <w:w w:val="100"/>
-                <w:sz w:val="24"/>
-                <w:vertAlign w:val="baseline"/>
-                <w:lang w:val="sk-SK"/>
-              </w:rPr>
-            </w:pPr>
-            <w:r>
-              <w:rPr>
-                <w:rFonts w:ascii="Arial" w:hAnsi="Arial" w:eastAsia="Arial"/>
-                <w:color w:val="000000"/>
-                <w:w w:val="100"/>
-                <w:sz w:val="24"/>
-                <w:vertAlign w:val="baseline"/>
-                <w:lang w:val="sk-SK"/>
-              </w:rPr>
-              <w:t xml:space="preserve">{predchadzajuci}</w:t>
-            </w:r>
-          </w:p>
-        </w:tc>
-        <w:tc>
-          <w:tcPr>
-            <w:tcW w:w="9024" w:type="auto"/>
-            <w:gridSpan w:val="1"/>
-            <w:tcBorders>
-              <w:top w:val="single" w:sz="9" w:color="000000"/>
-              <w:left w:val="single" w:sz="9" w:color="000000"/>
-              <w:bottom w:val="single" w:sz="9" w:color="000000"/>
-              <w:right w:val="single" w:sz="9" w:color="000000"/>
-            </w:tcBorders>
-            <w:textDirection w:val="lrTb"/>
-            <w:vAlign w:val="top"/>
-          </w:tcPr>
-          <w:p>
-            <w:pPr>
-              <w:pageBreakBefore w:val="false"/>
-              <w:spacing w:before="0" w:after="0" w:line="240" w:lineRule="auto"/>
-              <w:ind w:right="0" w:left="0" w:firstLine="0"/>
-              <w:jc w:val="left"/>
-              <w:textAlignment w:val="baseline"/>
-              <w:rPr>
-                <w:rFonts w:ascii="Arial" w:hAnsi="Arial" w:eastAsia="Arial"/>
-                <w:color w:val="000000"/>
-                <w:w w:val="100"/>
-                <w:sz w:val="24"/>
-                <w:vertAlign w:val="baseline"/>
-                <w:lang w:val="sk-SK"/>
-              </w:rPr>
-            </w:pPr>
-            <w:r>
-              <w:rPr>
-                <w:rFonts w:ascii="Arial" w:hAnsi="Arial" w:eastAsia="Arial"/>
-                <w:color w:val="000000"/>
-                <w:w w:val="100"/>
-                <w:sz w:val="24"/>
-                <w:vertAlign w:val="baseline"/>
-                <w:lang w:val="sk-SK"/>
-              </w:rPr>
-              <w:t xml:space="preserve">{aktualne}</w:t>
             </w:r>
           </w:p>
         </w:tc>
@@ -2862,7 +2684,7 @@
         <w:tc>
           <w:tcPr>
             <w:tcW w:w="6806" w:type="auto"/>
-            <w:gridSpan w:val="1"/>
+            <w:gridSpan w:val="3"/>
             <w:tcBorders>
               <w:top w:val="single" w:sz="9" w:color="000000"/>
               <w:left w:val="single" w:sz="9" w:color="000000"/>
@@ -2903,100 +2725,6 @@
                 <w:lang w:val="cs-CZ"/>
               </w:rPr>
               <w:t xml:space="preserve">Naplánované</w:t>
-            </w:r>
-          </w:p>
-        </w:tc>
-        <w:tc>
-          <w:tcPr>
-            <w:tcW w:w="8347" w:type="auto"/>
-            <w:gridSpan w:val="1"/>
-            <w:tcBorders>
-              <w:top w:val="single" w:sz="9" w:color="000000"/>
-              <w:left w:val="single" w:sz="9" w:color="000000"/>
-              <w:bottom w:val="single" w:sz="9" w:color="000000"/>
-              <w:right w:val="single" w:sz="9" w:color="000000"/>
-            </w:tcBorders>
-            <w:shd w:val="clear" w:color="00AF50" w:fill="00AF50"/>
-            <w:textDirection w:val="lrTb"/>
-            <w:vAlign w:val="center"/>
-          </w:tcPr>
-          <w:p>
-            <w:pPr>
-              <w:pageBreakBefore w:val="false"/>
-              <w:spacing w:before="0" w:after="23" w:line="161" w:lineRule="exact"/>
-              <w:ind w:right="0" w:left="0" w:firstLine="0"/>
-              <w:jc w:val="center"/>
-              <w:textAlignment w:val="baseline"/>
-              <w:rPr>
-                <w:rFonts w:ascii="Arial" w:hAnsi="Arial" w:eastAsia="Arial"/>
-                <w:b w:val="true"/>
-                <w:color w:val="000000"/>
-                <w:spacing w:val="0"/>
-                <w:w w:val="100"/>
-                <w:sz w:val="14"/>
-                <w:vertAlign w:val="baseline"/>
-                <w:lang w:val="cs-CZ"/>
-              </w:rPr>
-            </w:pPr>
-            <w:r>
-              <w:rPr>
-                <w:rFonts w:ascii="Arial" w:hAnsi="Arial" w:eastAsia="Arial"/>
-                <w:b w:val="true"/>
-                <w:color w:val="000000"/>
-                <w:spacing w:val="0"/>
-                <w:w w:val="100"/>
-                <w:sz w:val="14"/>
-                <w:vertAlign w:val="baseline"/>
-                <w:lang w:val="cs-CZ"/>
-              </w:rPr>
-              <w:t xml:space="preserve">Predchádzajúci</w:t>
-            </w:r>
-          </w:p>
-        </w:tc>
-        <w:tc>
-          <w:tcPr>
-            <w:tcW w:w="9024" w:type="auto"/>
-            <w:gridSpan w:val="1"/>
-            <w:tcBorders>
-              <w:top w:val="single" w:sz="9" w:color="000000"/>
-              <w:left w:val="single" w:sz="9" w:color="000000"/>
-              <w:bottom w:val="single" w:sz="9" w:color="000000"/>
-              <w:right w:val="single" w:sz="9" w:color="000000"/>
-            </w:tcBorders>
-            <w:shd w:val="clear" w:color="00AF50" w:fill="00AF50"/>
-            <w:textDirection w:val="lrTb"/>
-            <w:vAlign w:val="center"/>
-          </w:tcPr>
-          <w:p>
-            <w:pPr>
-              <w:pageBreakBefore w:val="false"/>
-              <w:spacing w:before="0" w:after="23" w:line="161" w:lineRule="exact"/>
-              <w:ind w:right="0" w:left="0" w:firstLine="0"/>
-              <w:jc w:val="center"/>
-              <w:textAlignment w:val="baseline"/>
-              <w:rPr>
-                <w:rFonts w:ascii="Arial" w:hAnsi="Arial" w:eastAsia="Arial"/>
-                <w:b w:val="true"/>
-                <w:color w:val="000000"/>
-                <w:spacing w:val="0"/>
-                <w:w w:val="100"/>
-                <w:sz w:val="14"/>
-                <w:vertAlign w:val="baseline"/>
-                <w:lang w:val="cs-CZ"/>
-              </w:rPr>
-            </w:pPr>
-            <w:r>
-              <w:rPr>
-                <w:rFonts w:ascii="Arial" w:hAnsi="Arial" w:eastAsia="Arial"/>
-                <w:b w:val="true"/>
-                <w:color w:val="000000"/>
-                <w:spacing w:val="0"/>
-                <w:w w:val="100"/>
-                <w:sz w:val="14"/>
-                <w:vertAlign w:val="baseline"/>
-                <w:lang w:val="cs-CZ"/>
-              </w:rPr>
-              <w:t xml:space="preserve">Aktuálne</w:t>
             </w:r>
           </w:p>
         </w:tc>
@@ -3240,7 +2968,7 @@
         <w:tc>
           <w:tcPr>
             <w:tcW w:w="6806" w:type="auto"/>
-            <w:gridSpan w:val="1"/>
+            <w:gridSpan w:val="3"/>
             <w:tcBorders>
               <w:top w:val="single" w:sz="9" w:color="000000"/>
               <w:left w:val="single" w:sz="9" w:color="000000"/>
@@ -3278,90 +3006,6 @@
                 <w:lang w:val="cs-CZ"/>
               </w:rPr>
               <w:t xml:space="preserve">{naplanovane}</w:t>
-            </w:r>
-          </w:p>
-        </w:tc>
-        <w:tc>
-          <w:tcPr>
-            <w:tcW w:w="8347" w:type="auto"/>
-            <w:gridSpan w:val="1"/>
-            <w:tcBorders>
-              <w:top w:val="single" w:sz="9" w:color="000000"/>
-              <w:left w:val="single" w:sz="9" w:color="000000"/>
-              <w:bottom w:val="single" w:sz="9" w:color="000000"/>
-              <w:right w:val="single" w:sz="9" w:color="000000"/>
-            </w:tcBorders>
-            <w:textDirection w:val="lrTb"/>
-            <w:vAlign w:val="top"/>
-          </w:tcPr>
-          <w:p>
-            <w:pPr>
-              <w:pageBreakBefore w:val="false"/>
-              <w:spacing w:before="0" w:after="0" w:line="240" w:lineRule="auto"/>
-              <w:ind w:right="0" w:left="0" w:firstLine="0"/>
-              <w:jc w:val="left"/>
-              <w:textAlignment w:val="baseline"/>
-              <w:rPr>
-                <w:rFonts w:ascii="Arial" w:hAnsi="Arial" w:eastAsia="Arial"/>
-                <w:color w:val="000000"/>
-                <w:w w:val="100"/>
-                <w:sz w:val="24"/>
-                <w:vertAlign w:val="baseline"/>
-                <w:lang w:val="sk-SK"/>
-              </w:rPr>
-            </w:pPr>
-            <w:r>
-              <w:rPr>
-                <w:rFonts w:ascii="Arial" w:hAnsi="Arial" w:eastAsia="Arial"/>
-                <w:color w:val="000000"/>
-                <w:w w:val="100"/>
-                <w:sz w:val="24"/>
-                <w:vertAlign w:val="baseline"/>
-                <w:lang w:val="sk-SK"/>
-              </w:rPr>
-              <w:t xml:space="preserve">{predchadzajuci}</w:t>
-            </w:r>
-          </w:p>
-        </w:tc>
-        <w:tc>
-          <w:tcPr>
-            <w:tcW w:w="9024" w:type="auto"/>
-            <w:gridSpan w:val="1"/>
-            <w:tcBorders>
-              <w:top w:val="single" w:sz="9" w:color="000000"/>
-              <w:left w:val="single" w:sz="9" w:color="000000"/>
-              <w:bottom w:val="single" w:sz="9" w:color="000000"/>
-              <w:right w:val="single" w:sz="9" w:color="000000"/>
-            </w:tcBorders>
-            <w:textDirection w:val="lrTb"/>
-            <w:vAlign w:val="top"/>
-          </w:tcPr>
-          <w:p>
-            <w:pPr>
-              <w:pageBreakBefore w:val="false"/>
-              <w:spacing w:before="0" w:after="0" w:line="240" w:lineRule="auto"/>
-              <w:ind w:right="0" w:left="0" w:firstLine="0"/>
-              <w:jc w:val="left"/>
-              <w:textAlignment w:val="baseline"/>
-              <w:rPr>
-                <w:rFonts w:ascii="Arial" w:hAnsi="Arial" w:eastAsia="Arial"/>
-                <w:color w:val="000000"/>
-                <w:w w:val="100"/>
-                <w:sz w:val="24"/>
-                <w:vertAlign w:val="baseline"/>
-                <w:lang w:val="sk-SK"/>
-              </w:rPr>
-            </w:pPr>
-            <w:r>
-              <w:rPr>
-                <w:rFonts w:ascii="Arial" w:hAnsi="Arial" w:eastAsia="Arial"/>
-                <w:color w:val="000000"/>
-                <w:w w:val="100"/>
-                <w:sz w:val="24"/>
-                <w:vertAlign w:val="baseline"/>
-                <w:lang w:val="sk-SK"/>
-              </w:rPr>
-              <w:t xml:space="preserve">{aktualne}</w:t>
             </w:r>
           </w:p>
         </w:tc>
